--- a/pr-preview/pr-27/chapters/coding-practices.docx
+++ b/pr-preview/pr-27/chapters/coding-practices.docx
@@ -15,7 +15,7 @@
         <w:pStyle w:val="Date"/>
       </w:pPr>
       <w:r>
-        <w:t xml:space="preserve">Last modified: 2026-10-14 01:35:48 (PDT)</w:t>
+        <w:t xml:space="preserve">Last modified: 2026-10-14 01:49:06 (PDT)</w:t>
       </w:r>
     </w:p>
     <w:p>
@@ -36297,14 +36297,14 @@
           <w:rPr>
             <w:rStyle w:val="Hyperlink"/>
           </w:rPr>
-          <w:t xml:space="preserve">Tidy Evaluation</w:t>
+          <w:t xml:space="preserve">Data masking</w:t>
         </w:r>
       </w:hyperlink>
       <w:r>
         <w:t xml:space="preserve"> </w:t>
       </w:r>
       <w:r>
-        <w:t xml:space="preserve">(e-book)</w:t>
+        <w:t xml:space="preserve">(rlang reference)</w:t>
       </w:r>
     </w:p>
     <w:p>
